--- a/examples/transformations/doc/01-smoothing-mas.docx
+++ b/examples/transformations/doc/01-smoothing-mas.docx
@@ -159,15 +159,90 @@
       </w:r>
     </w:p>
     <w:bookmarkEnd w:id="22"/>
-    <w:bookmarkStart w:id="32" w:name="walkthrough"/>
+    <w:bookmarkStart w:id="23" w:name="how-to-read-this-walkthrough"/>
     <w:p>
       <w:pPr>
         <w:pStyle w:val="Heading2"/>
       </w:pPr>
       <w:r>
+        <w:t xml:space="preserve">How to read this walkthrough</w:t>
+      </w:r>
+    </w:p>
+    <w:p>
+      <w:pPr>
+        <w:pStyle w:val="FirstParagraph"/>
+      </w:pPr>
+      <w:r>
+        <w:t xml:space="preserve">The code blocks below follow the same learning rhythm used throughout the collection: prepare the environment, choose the dataset, configure the method, run the analysis, and then inspect the result. Readers who are still learning time-series mining can use that order to understand not only</w:t>
+      </w:r>
+      <w:r>
+        <w:t xml:space="preserve"> </w:t>
+      </w:r>
+      <w:r>
+        <w:rPr>
+          <w:i/>
+          <w:iCs/>
+        </w:rPr>
+        <w:t xml:space="preserve">what</w:t>
+      </w:r>
+      <w:r>
+        <w:t xml:space="preserve"> </w:t>
+      </w:r>
+      <w:r>
+        <w:t xml:space="preserve">each command does, but also</w:t>
+      </w:r>
+      <w:r>
+        <w:t xml:space="preserve"> </w:t>
+      </w:r>
+      <w:r>
+        <w:rPr>
+          <w:i/>
+          <w:iCs/>
+        </w:rPr>
+        <w:t xml:space="preserve">why</w:t>
+      </w:r>
+      <w:r>
+        <w:t xml:space="preserve"> </w:t>
+      </w:r>
+      <w:r>
+        <w:t xml:space="preserve">it appears at that stage of the workflow.</w:t>
+      </w:r>
+    </w:p>
+    <w:p>
+      <w:pPr>
+        <w:pStyle w:val="BodyText"/>
+      </w:pPr>
+      <w:r>
+        <w:t xml:space="preserve">As you go through the notebook, read the inline comments inside each chunk as the operational explanation and use the surrounding prose as the conceptual guide.</w:t>
+      </w:r>
+    </w:p>
+    <w:bookmarkEnd w:id="23"/>
+    <w:bookmarkStart w:id="37" w:name="walkthrough"/>
+    <w:p>
+      <w:pPr>
+        <w:pStyle w:val="Heading2"/>
+      </w:pPr>
+      <w:r>
         <w:t xml:space="preserve">Walkthrough</w:t>
       </w:r>
     </w:p>
+    <w:bookmarkStart w:id="24" w:name="prepare-the-example"/>
+    <w:p>
+      <w:pPr>
+        <w:pStyle w:val="Heading3"/>
+      </w:pPr>
+      <w:r>
+        <w:t xml:space="preserve">Prepare the Example</w:t>
+      </w:r>
+    </w:p>
+    <w:p>
+      <w:pPr>
+        <w:pStyle w:val="FirstParagraph"/>
+      </w:pPr>
+      <w:r>
+        <w:t xml:space="preserve">We begin by organizing the environment, loading the packages, and selecting the dataset used in the notebook. This part is intentionally more direct: the goal is to make the starting point explicit before the method-specific reasoning begins.</w:t>
+      </w:r>
+    </w:p>
     <w:p>
       <w:pPr>
         <w:pStyle w:val="SourceCode"/>
@@ -362,6 +437,24 @@
           <w:rStyle w:val="VerbatimChar"/>
         </w:rPr>
         <w:t xml:space="preserve">## 6  1.25 FALSE</w:t>
+      </w:r>
+    </w:p>
+    <w:bookmarkEnd w:id="24"/>
+    <w:bookmarkStart w:id="28" w:name="interpret-the-result-visually"/>
+    <w:p>
+      <w:pPr>
+        <w:pStyle w:val="Heading3"/>
+      </w:pPr>
+      <w:r>
+        <w:t xml:space="preserve">Interpret the Result Visually</w:t>
+      </w:r>
+    </w:p>
+    <w:p>
+      <w:pPr>
+        <w:pStyle w:val="FirstParagraph"/>
+      </w:pPr>
+      <w:r>
+        <w:t xml:space="preserve">The final plots are not just illustrations. They help the reader connect the method’s internal output with the original series, making it easier to see why a point, range, motif, or symbolic pattern was emphasized and whether that emphasis is coherent with the stated objective of the example.</w:t>
       </w:r>
     </w:p>
     <w:p>
@@ -447,18 +540,18 @@
           <wp:inline>
             <wp:extent cx="4620126" cy="3696101"/>
             <wp:effectExtent b="0" l="0" r="0" t="0"/>
-            <wp:docPr descr="" title="" id="24" name="Picture"/>
+            <wp:docPr descr="" title="" id="26" name="Picture"/>
             <a:graphic>
               <a:graphicData uri="http://schemas.openxmlformats.org/drawingml/2006/picture">
                 <pic:pic>
                   <pic:nvPicPr>
-                    <pic:cNvPr descr="/home/gpca/harbinger/examples/transformations/doc/mas_files/figure-docx/unnamed-chunk-5-1.png" id="25" name="Picture"/>
+                    <pic:cNvPr descr="/home/gpca/harbinger/examples/transformations/doc/01-smoothing-mas_files/figure-docx/unnamed-chunk-5-1.png" id="27" name="Picture"/>
                     <pic:cNvPicPr>
                       <a:picLocks noChangeArrowheads="1" noChangeAspect="1"/>
                     </pic:cNvPicPr>
                   </pic:nvPicPr>
                   <pic:blipFill>
-                    <a:blip r:embed="rId23"/>
+                    <a:blip r:embed="rId25"/>
                     <a:stretch>
                       <a:fillRect/>
                     </a:stretch>
@@ -485,6 +578,24 @@
         </w:drawing>
       </w:r>
     </w:p>
+    <w:bookmarkEnd w:id="28"/>
+    <w:bookmarkStart w:id="29" w:name="configure-the-method"/>
+    <w:p>
+      <w:pPr>
+        <w:pStyle w:val="Heading3"/>
+      </w:pPr>
+      <w:r>
+        <w:t xml:space="preserve">Configure the Method</w:t>
+      </w:r>
+    </w:p>
+    <w:p>
+      <w:pPr>
+        <w:pStyle w:val="FirstParagraph"/>
+      </w:pPr>
+      <w:r>
+        <w:t xml:space="preserve">The next step is to instantiate the method and, when necessary, fit it to the selected series. This is where the notebook makes its analytical choice explicit: the parameters chosen here determine what kind of pattern the detector or transformer will become sensitive to and how the later outputs should be interpreted.</w:t>
+      </w:r>
+    </w:p>
     <w:p>
       <w:pPr>
         <w:pStyle w:val="SourceCode"/>
@@ -769,6 +880,24 @@
           <w:rStyle w:val="VerbatimChar"/>
         </w:rPr>
         <w:t xml:space="preserve">## [1] 1.75 2.00 2.25 2.50 2.75 3.00</w:t>
+      </w:r>
+    </w:p>
+    <w:bookmarkEnd w:id="29"/>
+    <w:bookmarkStart w:id="36" w:name="interpret-the-result-visually-1"/>
+    <w:p>
+      <w:pPr>
+        <w:pStyle w:val="Heading3"/>
+      </w:pPr>
+      <w:r>
+        <w:t xml:space="preserve">Interpret the Result Visually</w:t>
+      </w:r>
+    </w:p>
+    <w:p>
+      <w:pPr>
+        <w:pStyle w:val="FirstParagraph"/>
+      </w:pPr>
+      <w:r>
+        <w:t xml:space="preserve">The final plots are not just illustrations. They help the reader connect the method’s internal output with the original series, making it easier to see why a point, range, motif, or symbolic pattern was emphasized and whether that emphasis is coherent with the stated objective of the example.</w:t>
       </w:r>
     </w:p>
     <w:p>
@@ -926,18 +1055,18 @@
           <wp:inline>
             <wp:extent cx="4620126" cy="3696101"/>
             <wp:effectExtent b="0" l="0" r="0" t="0"/>
-            <wp:docPr descr="" title="" id="27" name="Picture"/>
+            <wp:docPr descr="" title="" id="31" name="Picture"/>
             <a:graphic>
               <a:graphicData uri="http://schemas.openxmlformats.org/drawingml/2006/picture">
                 <pic:pic>
                   <pic:nvPicPr>
-                    <pic:cNvPr descr="/home/gpca/harbinger/examples/transformations/doc/mas_files/figure-docx/unnamed-chunk-8-1.png" id="28" name="Picture"/>
+                    <pic:cNvPr descr="/home/gpca/harbinger/examples/transformations/doc/01-smoothing-mas_files/figure-docx/unnamed-chunk-8-1.png" id="32" name="Picture"/>
                     <pic:cNvPicPr>
                       <a:picLocks noChangeArrowheads="1" noChangeAspect="1"/>
                     </pic:cNvPicPr>
                   </pic:nvPicPr>
                   <pic:blipFill>
-                    <a:blip r:embed="rId26"/>
+                    <a:blip r:embed="rId30"/>
                     <a:stretch>
                       <a:fillRect/>
                     </a:stretch>
@@ -1119,18 +1248,18 @@
           <wp:inline>
             <wp:extent cx="4620126" cy="3696101"/>
             <wp:effectExtent b="0" l="0" r="0" t="0"/>
-            <wp:docPr descr="" title="" id="30" name="Picture"/>
+            <wp:docPr descr="" title="" id="34" name="Picture"/>
             <a:graphic>
               <a:graphicData uri="http://schemas.openxmlformats.org/drawingml/2006/picture">
                 <pic:pic>
                   <pic:nvPicPr>
-                    <pic:cNvPr descr="/home/gpca/harbinger/examples/transformations/doc/mas_files/figure-docx/unnamed-chunk-9-1.png" id="31" name="Picture"/>
+                    <pic:cNvPr descr="/home/gpca/harbinger/examples/transformations/doc/01-smoothing-mas_files/figure-docx/unnamed-chunk-9-1.png" id="35" name="Picture"/>
                     <pic:cNvPicPr>
                       <a:picLocks noChangeArrowheads="1" noChangeAspect="1"/>
                     </pic:cNvPicPr>
                   </pic:nvPicPr>
                   <pic:blipFill>
-                    <a:blip r:embed="rId29"/>
+                    <a:blip r:embed="rId33"/>
                     <a:stretch>
                       <a:fillRect/>
                     </a:stretch>
@@ -1157,8 +1286,9 @@
         </w:drawing>
       </w:r>
     </w:p>
-    <w:bookmarkEnd w:id="32"/>
-    <w:bookmarkStart w:id="33" w:name="references"/>
+    <w:bookmarkEnd w:id="36"/>
+    <w:bookmarkEnd w:id="37"/>
+    <w:bookmarkStart w:id="38" w:name="references"/>
     <w:p>
       <w:pPr>
         <w:pStyle w:val="Heading2"/>
@@ -1179,7 +1309,7 @@
         <w:t xml:space="preserve">Shumway, R. H., Stoffer, D. S. Time Series Analysis and Its Applications. Springer.</w:t>
       </w:r>
     </w:p>
-    <w:bookmarkEnd w:id="33"/>
+    <w:bookmarkEnd w:id="38"/>
     <w:sectPr>
       <w:footnotePr>
         <w:numRestart w:val="eachSect"/>

--- a/examples/transformations/doc/01-smoothing-mas.docx
+++ b/examples/transformations/doc/01-smoothing-mas.docx
@@ -77,7 +77,7 @@
       </w:r>
     </w:p>
     <w:bookmarkEnd w:id="21"/>
-    <w:bookmarkStart w:id="22" w:name="what-you-will-do"/>
+    <w:bookmarkStart w:id="35" w:name="what-you-will-do"/>
     <w:p>
       <w:pPr>
         <w:pStyle w:val="Heading2"/>
@@ -158,14 +158,254 @@
         <w:t xml:space="preserve">see why smoothing is often used before a modeling step</w:t>
       </w:r>
     </w:p>
+    <w:bookmarkStart w:id="22" w:name="prepare-the-example"/>
+    <w:p>
+      <w:pPr>
+        <w:pStyle w:val="Heading3"/>
+      </w:pPr>
+      <w:r>
+        <w:t xml:space="preserve">Prepare the Example</w:t>
+      </w:r>
+    </w:p>
+    <w:p>
+      <w:pPr>
+        <w:pStyle w:val="FirstParagraph"/>
+      </w:pPr>
+      <w:r>
+        <w:t xml:space="preserve">This setup anchors the notebook in the specific series used to examine</w:t>
+      </w:r>
+      <w:r>
+        <w:t xml:space="preserve"> </w:t>
+      </w:r>
+      <w:r>
+        <w:rPr>
+          <w:rStyle w:val="VerbatimChar"/>
+        </w:rPr>
+        <w:t xml:space="preserve">01-smoothing-mas</w:t>
+      </w:r>
+      <w:r>
+        <w:t xml:space="preserve">. The semantic point is the one stated above:</w:t>
+      </w:r>
+      <w:r>
+        <w:t xml:space="preserve"> </w:t>
+      </w:r>
+      <w:r>
+        <w:rPr>
+          <w:rStyle w:val="VerbatimChar"/>
+        </w:rPr>
+        <w:t xml:space="preserve">mas()</w:t>
+      </w:r>
+      <w:r>
+        <w:t xml:space="preserve"> </w:t>
+      </w:r>
+      <w:r>
+        <w:t xml:space="preserve">computes a simple moving average, so the raw signal needs to be visible before any fitting step hides that structure behind model output.</w:t>
+      </w:r>
+    </w:p>
+    <w:p>
+      <w:pPr>
+        <w:pStyle w:val="SourceCode"/>
+      </w:pPr>
+      <w:r>
+        <w:rPr>
+          <w:rStyle w:val="CommentTok"/>
+        </w:rPr>
+        <w:t xml:space="preserve"># Install Harbinger (if needed)</w:t>
+      </w:r>
+      <w:r>
+        <w:br/>
+      </w:r>
+      <w:r>
+        <w:rPr>
+          <w:rStyle w:val="CommentTok"/>
+        </w:rPr>
+        <w:t xml:space="preserve">#install.packages("harbinger")</w:t>
+      </w:r>
+    </w:p>
+    <w:p>
+      <w:pPr>
+        <w:pStyle w:val="SourceCode"/>
+      </w:pPr>
+      <w:r>
+        <w:rPr>
+          <w:rStyle w:val="CommentTok"/>
+        </w:rPr>
+        <w:t xml:space="preserve"># Load required packages</w:t>
+      </w:r>
+      <w:r>
+        <w:br/>
+      </w:r>
+      <w:r>
+        <w:rPr>
+          <w:rStyle w:val="FunctionTok"/>
+        </w:rPr>
+        <w:t xml:space="preserve">library</w:t>
+      </w:r>
+      <w:r>
+        <w:rPr>
+          <w:rStyle w:val="NormalTok"/>
+        </w:rPr>
+        <w:t xml:space="preserve">(harbinger)</w:t>
+      </w:r>
+    </w:p>
+    <w:p>
+      <w:pPr>
+        <w:pStyle w:val="SourceCode"/>
+      </w:pPr>
+      <w:r>
+        <w:rPr>
+          <w:rStyle w:val="CommentTok"/>
+        </w:rPr>
+        <w:t xml:space="preserve"># Load example change-point datasets</w:t>
+      </w:r>
+      <w:r>
+        <w:br/>
+      </w:r>
+      <w:r>
+        <w:rPr>
+          <w:rStyle w:val="FunctionTok"/>
+        </w:rPr>
+        <w:t xml:space="preserve">data</w:t>
+      </w:r>
+      <w:r>
+        <w:rPr>
+          <w:rStyle w:val="NormalTok"/>
+        </w:rPr>
+        <w:t xml:space="preserve">(examples_changepoints)</w:t>
+      </w:r>
+    </w:p>
+    <w:p>
+      <w:pPr>
+        <w:pStyle w:val="SourceCode"/>
+      </w:pPr>
+      <w:r>
+        <w:rPr>
+          <w:rStyle w:val="CommentTok"/>
+        </w:rPr>
+        <w:t xml:space="preserve"># Select a simple change-point dataset</w:t>
+      </w:r>
+      <w:r>
+        <w:br/>
+      </w:r>
+      <w:r>
+        <w:rPr>
+          <w:rStyle w:val="NormalTok"/>
+        </w:rPr>
+        <w:t xml:space="preserve">dataset </w:t>
+      </w:r>
+      <w:r>
+        <w:rPr>
+          <w:rStyle w:val="OtherTok"/>
+        </w:rPr>
+        <w:t xml:space="preserve">&lt;-</w:t>
+      </w:r>
+      <w:r>
+        <w:rPr>
+          <w:rStyle w:val="NormalTok"/>
+        </w:rPr>
+        <w:t xml:space="preserve"> examples_changepoints</w:t>
+      </w:r>
+      <w:r>
+        <w:rPr>
+          <w:rStyle w:val="SpecialCharTok"/>
+        </w:rPr>
+        <w:t xml:space="preserve">$</w:t>
+      </w:r>
+      <w:r>
+        <w:rPr>
+          <w:rStyle w:val="NormalTok"/>
+        </w:rPr>
+        <w:t xml:space="preserve">simple</w:t>
+      </w:r>
+      <w:r>
+        <w:br/>
+      </w:r>
+      <w:r>
+        <w:rPr>
+          <w:rStyle w:val="FunctionTok"/>
+        </w:rPr>
+        <w:t xml:space="preserve">head</w:t>
+      </w:r>
+      <w:r>
+        <w:rPr>
+          <w:rStyle w:val="NormalTok"/>
+        </w:rPr>
+        <w:t xml:space="preserve">(dataset)</w:t>
+      </w:r>
+    </w:p>
+    <w:p>
+      <w:pPr>
+        <w:pStyle w:val="SourceCode"/>
+      </w:pPr>
+      <w:r>
+        <w:rPr>
+          <w:rStyle w:val="VerbatimChar"/>
+        </w:rPr>
+        <w:t xml:space="preserve">##   serie event</w:t>
+      </w:r>
+      <w:r>
+        <w:br/>
+      </w:r>
+      <w:r>
+        <w:rPr>
+          <w:rStyle w:val="VerbatimChar"/>
+        </w:rPr>
+        <w:t xml:space="preserve">## 1  0.00 FALSE</w:t>
+      </w:r>
+      <w:r>
+        <w:br/>
+      </w:r>
+      <w:r>
+        <w:rPr>
+          <w:rStyle w:val="VerbatimChar"/>
+        </w:rPr>
+        <w:t xml:space="preserve">## 2  0.25 FALSE</w:t>
+      </w:r>
+      <w:r>
+        <w:br/>
+      </w:r>
+      <w:r>
+        <w:rPr>
+          <w:rStyle w:val="VerbatimChar"/>
+        </w:rPr>
+        <w:t xml:space="preserve">## 3  0.50 FALSE</w:t>
+      </w:r>
+      <w:r>
+        <w:br/>
+      </w:r>
+      <w:r>
+        <w:rPr>
+          <w:rStyle w:val="VerbatimChar"/>
+        </w:rPr>
+        <w:t xml:space="preserve">## 4  0.75 FALSE</w:t>
+      </w:r>
+      <w:r>
+        <w:br/>
+      </w:r>
+      <w:r>
+        <w:rPr>
+          <w:rStyle w:val="VerbatimChar"/>
+        </w:rPr>
+        <w:t xml:space="preserve">## 5  1.00 FALSE</w:t>
+      </w:r>
+      <w:r>
+        <w:br/>
+      </w:r>
+      <w:r>
+        <w:rPr>
+          <w:rStyle w:val="VerbatimChar"/>
+        </w:rPr>
+        <w:t xml:space="preserve">## 6  1.25 FALSE</w:t>
+      </w:r>
+    </w:p>
     <w:bookmarkEnd w:id="22"/>
-    <w:bookmarkStart w:id="23" w:name="how-to-read-this-walkthrough"/>
-    <w:p>
-      <w:pPr>
-        <w:pStyle w:val="Heading2"/>
-      </w:pPr>
-      <w:r>
-        <w:t xml:space="preserve">How to read this walkthrough</w:t>
+    <w:bookmarkStart w:id="26" w:name="interpret-the-result-visually"/>
+    <w:p>
+      <w:pPr>
+        <w:pStyle w:val="Heading3"/>
+      </w:pPr>
+      <w:r>
+        <w:t xml:space="preserve">Interpret the Result Visually</w:t>
       </w:r>
     </w:p>
     <w:p>
@@ -173,288 +413,22 @@
         <w:pStyle w:val="FirstParagraph"/>
       </w:pPr>
       <w:r>
-        <w:t xml:space="preserve">The code blocks below follow the same learning rhythm used throughout the collection: prepare the environment, choose the dataset, configure the method, run the analysis, and then inspect the result. Readers who are still learning time-series mining can use that order to understand not only</w:t>
+        <w:t xml:space="preserve">This first visual pass establishes what the method should react to in the raw series. Keep the method summary in mind here, because</w:t>
       </w:r>
       <w:r>
         <w:t xml:space="preserve"> </w:t>
       </w:r>
       <w:r>
         <w:rPr>
-          <w:i/>
-          <w:iCs/>
-        </w:rPr>
-        <w:t xml:space="preserve">what</w:t>
+          <w:rStyle w:val="VerbatimChar"/>
+        </w:rPr>
+        <w:t xml:space="preserve">mas()</w:t>
       </w:r>
       <w:r>
         <w:t xml:space="preserve"> </w:t>
       </w:r>
       <w:r>
-        <w:t xml:space="preserve">each command does, but also</w:t>
-      </w:r>
-      <w:r>
-        <w:t xml:space="preserve"> </w:t>
-      </w:r>
-      <w:r>
-        <w:rPr>
-          <w:i/>
-          <w:iCs/>
-        </w:rPr>
-        <w:t xml:space="preserve">why</w:t>
-      </w:r>
-      <w:r>
-        <w:t xml:space="preserve"> </w:t>
-      </w:r>
-      <w:r>
-        <w:t xml:space="preserve">it appears at that stage of the workflow.</w:t>
-      </w:r>
-    </w:p>
-    <w:p>
-      <w:pPr>
-        <w:pStyle w:val="BodyText"/>
-      </w:pPr>
-      <w:r>
-        <w:t xml:space="preserve">As you go through the notebook, read the inline comments inside each chunk as the operational explanation and use the surrounding prose as the conceptual guide.</w:t>
-      </w:r>
-    </w:p>
-    <w:bookmarkEnd w:id="23"/>
-    <w:bookmarkStart w:id="37" w:name="walkthrough"/>
-    <w:p>
-      <w:pPr>
-        <w:pStyle w:val="Heading2"/>
-      </w:pPr>
-      <w:r>
-        <w:t xml:space="preserve">Walkthrough</w:t>
-      </w:r>
-    </w:p>
-    <w:bookmarkStart w:id="24" w:name="prepare-the-example"/>
-    <w:p>
-      <w:pPr>
-        <w:pStyle w:val="Heading3"/>
-      </w:pPr>
-      <w:r>
-        <w:t xml:space="preserve">Prepare the Example</w:t>
-      </w:r>
-    </w:p>
-    <w:p>
-      <w:pPr>
-        <w:pStyle w:val="FirstParagraph"/>
-      </w:pPr>
-      <w:r>
-        <w:t xml:space="preserve">We begin by organizing the environment, loading the packages, and selecting the dataset used in the notebook. This part is intentionally more direct: the goal is to make the starting point explicit before the method-specific reasoning begins.</w:t>
-      </w:r>
-    </w:p>
-    <w:p>
-      <w:pPr>
-        <w:pStyle w:val="SourceCode"/>
-      </w:pPr>
-      <w:r>
-        <w:rPr>
-          <w:rStyle w:val="CommentTok"/>
-        </w:rPr>
-        <w:t xml:space="preserve"># Install Harbinger (if needed)</w:t>
-      </w:r>
-      <w:r>
-        <w:br/>
-      </w:r>
-      <w:r>
-        <w:rPr>
-          <w:rStyle w:val="CommentTok"/>
-        </w:rPr>
-        <w:t xml:space="preserve">#install.packages("harbinger")</w:t>
-      </w:r>
-    </w:p>
-    <w:p>
-      <w:pPr>
-        <w:pStyle w:val="SourceCode"/>
-      </w:pPr>
-      <w:r>
-        <w:rPr>
-          <w:rStyle w:val="CommentTok"/>
-        </w:rPr>
-        <w:t xml:space="preserve"># Load required packages</w:t>
-      </w:r>
-      <w:r>
-        <w:br/>
-      </w:r>
-      <w:r>
-        <w:rPr>
-          <w:rStyle w:val="FunctionTok"/>
-        </w:rPr>
-        <w:t xml:space="preserve">library</w:t>
-      </w:r>
-      <w:r>
-        <w:rPr>
-          <w:rStyle w:val="NormalTok"/>
-        </w:rPr>
-        <w:t xml:space="preserve">(harbinger)</w:t>
-      </w:r>
-    </w:p>
-    <w:p>
-      <w:pPr>
-        <w:pStyle w:val="SourceCode"/>
-      </w:pPr>
-      <w:r>
-        <w:rPr>
-          <w:rStyle w:val="CommentTok"/>
-        </w:rPr>
-        <w:t xml:space="preserve"># Load example change-point datasets</w:t>
-      </w:r>
-      <w:r>
-        <w:br/>
-      </w:r>
-      <w:r>
-        <w:rPr>
-          <w:rStyle w:val="FunctionTok"/>
-        </w:rPr>
-        <w:t xml:space="preserve">data</w:t>
-      </w:r>
-      <w:r>
-        <w:rPr>
-          <w:rStyle w:val="NormalTok"/>
-        </w:rPr>
-        <w:t xml:space="preserve">(examples_changepoints)</w:t>
-      </w:r>
-    </w:p>
-    <w:p>
-      <w:pPr>
-        <w:pStyle w:val="SourceCode"/>
-      </w:pPr>
-      <w:r>
-        <w:rPr>
-          <w:rStyle w:val="CommentTok"/>
-        </w:rPr>
-        <w:t xml:space="preserve"># Select a simple change-point dataset</w:t>
-      </w:r>
-      <w:r>
-        <w:br/>
-      </w:r>
-      <w:r>
-        <w:rPr>
-          <w:rStyle w:val="NormalTok"/>
-        </w:rPr>
-        <w:t xml:space="preserve">dataset </w:t>
-      </w:r>
-      <w:r>
-        <w:rPr>
-          <w:rStyle w:val="OtherTok"/>
-        </w:rPr>
-        <w:t xml:space="preserve">&lt;-</w:t>
-      </w:r>
-      <w:r>
-        <w:rPr>
-          <w:rStyle w:val="NormalTok"/>
-        </w:rPr>
-        <w:t xml:space="preserve"> examples_changepoints</w:t>
-      </w:r>
-      <w:r>
-        <w:rPr>
-          <w:rStyle w:val="SpecialCharTok"/>
-        </w:rPr>
-        <w:t xml:space="preserve">$</w:t>
-      </w:r>
-      <w:r>
-        <w:rPr>
-          <w:rStyle w:val="NormalTok"/>
-        </w:rPr>
-        <w:t xml:space="preserve">simple</w:t>
-      </w:r>
-      <w:r>
-        <w:br/>
-      </w:r>
-      <w:r>
-        <w:rPr>
-          <w:rStyle w:val="FunctionTok"/>
-        </w:rPr>
-        <w:t xml:space="preserve">head</w:t>
-      </w:r>
-      <w:r>
-        <w:rPr>
-          <w:rStyle w:val="NormalTok"/>
-        </w:rPr>
-        <w:t xml:space="preserve">(dataset)</w:t>
-      </w:r>
-    </w:p>
-    <w:p>
-      <w:pPr>
-        <w:pStyle w:val="SourceCode"/>
-      </w:pPr>
-      <w:r>
-        <w:rPr>
-          <w:rStyle w:val="VerbatimChar"/>
-        </w:rPr>
-        <w:t xml:space="preserve">##   serie event</w:t>
-      </w:r>
-      <w:r>
-        <w:br/>
-      </w:r>
-      <w:r>
-        <w:rPr>
-          <w:rStyle w:val="VerbatimChar"/>
-        </w:rPr>
-        <w:t xml:space="preserve">## 1  0.00 FALSE</w:t>
-      </w:r>
-      <w:r>
-        <w:br/>
-      </w:r>
-      <w:r>
-        <w:rPr>
-          <w:rStyle w:val="VerbatimChar"/>
-        </w:rPr>
-        <w:t xml:space="preserve">## 2  0.25 FALSE</w:t>
-      </w:r>
-      <w:r>
-        <w:br/>
-      </w:r>
-      <w:r>
-        <w:rPr>
-          <w:rStyle w:val="VerbatimChar"/>
-        </w:rPr>
-        <w:t xml:space="preserve">## 3  0.50 FALSE</w:t>
-      </w:r>
-      <w:r>
-        <w:br/>
-      </w:r>
-      <w:r>
-        <w:rPr>
-          <w:rStyle w:val="VerbatimChar"/>
-        </w:rPr>
-        <w:t xml:space="preserve">## 4  0.75 FALSE</w:t>
-      </w:r>
-      <w:r>
-        <w:br/>
-      </w:r>
-      <w:r>
-        <w:rPr>
-          <w:rStyle w:val="VerbatimChar"/>
-        </w:rPr>
-        <w:t xml:space="preserve">## 5  1.00 FALSE</w:t>
-      </w:r>
-      <w:r>
-        <w:br/>
-      </w:r>
-      <w:r>
-        <w:rPr>
-          <w:rStyle w:val="VerbatimChar"/>
-        </w:rPr>
-        <w:t xml:space="preserve">## 6  1.25 FALSE</w:t>
-      </w:r>
-    </w:p>
-    <w:bookmarkEnd w:id="24"/>
-    <w:bookmarkStart w:id="28" w:name="interpret-the-result-visually"/>
-    <w:p>
-      <w:pPr>
-        <w:pStyle w:val="Heading3"/>
-      </w:pPr>
-      <w:r>
-        <w:t xml:space="preserve">Interpret the Result Visually</w:t>
-      </w:r>
-    </w:p>
-    <w:p>
-      <w:pPr>
-        <w:pStyle w:val="FirstParagraph"/>
-      </w:pPr>
-      <w:r>
-        <w:t xml:space="preserve">The final plots are not just illustrations. They help the reader connect the method’s internal output with the original series, making it easier to see why a point, range, motif, or symbolic pattern was emphasized and whether that emphasis is coherent with the stated objective of the example.</w:t>
+        <w:t xml:space="preserve">computes a simple moving average and the plot tells you whether that structure is clean, weak, local, repeated, or mixed with other effects.</w:t>
       </w:r>
     </w:p>
     <w:p>
@@ -540,18 +514,18 @@
           <wp:inline>
             <wp:extent cx="4620126" cy="3696101"/>
             <wp:effectExtent b="0" l="0" r="0" t="0"/>
-            <wp:docPr descr="" title="" id="26" name="Picture"/>
+            <wp:docPr descr="" title="" id="24" name="Picture"/>
             <a:graphic>
               <a:graphicData uri="http://schemas.openxmlformats.org/drawingml/2006/picture">
                 <pic:pic>
                   <pic:nvPicPr>
-                    <pic:cNvPr descr="/home/gpca/harbinger/examples/transformations/doc/01-smoothing-mas_files/figure-docx/unnamed-chunk-5-1.png" id="27" name="Picture"/>
+                    <pic:cNvPr descr="/home/gpca/harbinger/examples/transformations/doc/01-smoothing-mas_files/figure-docx/unnamed-chunk-5-1.png" id="25" name="Picture"/>
                     <pic:cNvPicPr>
                       <a:picLocks noChangeArrowheads="1" noChangeAspect="1"/>
                     </pic:cNvPicPr>
                   </pic:nvPicPr>
                   <pic:blipFill>
-                    <a:blip r:embed="rId25"/>
+                    <a:blip r:embed="rId23"/>
                     <a:stretch>
                       <a:fillRect/>
                     </a:stretch>
@@ -578,8 +552,8 @@
         </w:drawing>
       </w:r>
     </w:p>
-    <w:bookmarkEnd w:id="28"/>
-    <w:bookmarkStart w:id="29" w:name="configure-the-method"/>
+    <w:bookmarkEnd w:id="26"/>
+    <w:bookmarkStart w:id="27" w:name="configure-the-method"/>
     <w:p>
       <w:pPr>
         <w:pStyle w:val="Heading3"/>
@@ -593,7 +567,22 @@
         <w:pStyle w:val="FirstParagraph"/>
       </w:pPr>
       <w:r>
-        <w:t xml:space="preserve">The next step is to instantiate the method and, when necessary, fit it to the selected series. This is where the notebook makes its analytical choice explicit: the parameters chosen here determine what kind of pattern the detector or transformer will become sensitive to and how the later outputs should be interpreted.</w:t>
+        <w:t xml:space="preserve">The choices below turn the central modeling idea into concrete parameters. They matter because</w:t>
+      </w:r>
+      <w:r>
+        <w:t xml:space="preserve"> </w:t>
+      </w:r>
+      <w:r>
+        <w:rPr>
+          <w:rStyle w:val="VerbatimChar"/>
+        </w:rPr>
+        <w:t xml:space="preserve">mas()</w:t>
+      </w:r>
+      <w:r>
+        <w:t xml:space="preserve"> </w:t>
+      </w:r>
+      <w:r>
+        <w:t xml:space="preserve">computes a simple moving average, so each argument controls how strongly the method will emphasize that pattern when it later produces transformed outputs.</w:t>
       </w:r>
     </w:p>
     <w:p>
@@ -882,8 +871,8 @@
         <w:t xml:space="preserve">## [1] 1.75 2.00 2.25 2.50 2.75 3.00</w:t>
       </w:r>
     </w:p>
-    <w:bookmarkEnd w:id="29"/>
-    <w:bookmarkStart w:id="36" w:name="interpret-the-result-visually-1"/>
+    <w:bookmarkEnd w:id="27"/>
+    <w:bookmarkStart w:id="34" w:name="interpret-the-result-visually-1"/>
     <w:p>
       <w:pPr>
         <w:pStyle w:val="Heading3"/>
@@ -897,7 +886,7 @@
         <w:pStyle w:val="FirstParagraph"/>
       </w:pPr>
       <w:r>
-        <w:t xml:space="preserve">The final plots are not just illustrations. They help the reader connect the method’s internal output with the original series, making it easier to see why a point, range, motif, or symbolic pattern was emphasized and whether that emphasis is coherent with the stated objective of the example.</w:t>
+        <w:t xml:space="preserve">This visual check puts the model output back on top of the original signal. What matters now is whether the highlighted transformed outputs line up with the structure suggested by the method, which is the real semantic test of whether the example is teaching the right lesson.</w:t>
       </w:r>
     </w:p>
     <w:p>
@@ -1055,18 +1044,18 @@
           <wp:inline>
             <wp:extent cx="4620126" cy="3696101"/>
             <wp:effectExtent b="0" l="0" r="0" t="0"/>
-            <wp:docPr descr="" title="" id="31" name="Picture"/>
+            <wp:docPr descr="" title="" id="29" name="Picture"/>
             <a:graphic>
               <a:graphicData uri="http://schemas.openxmlformats.org/drawingml/2006/picture">
                 <pic:pic>
                   <pic:nvPicPr>
-                    <pic:cNvPr descr="/home/gpca/harbinger/examples/transformations/doc/01-smoothing-mas_files/figure-docx/unnamed-chunk-8-1.png" id="32" name="Picture"/>
+                    <pic:cNvPr descr="/home/gpca/harbinger/examples/transformations/doc/01-smoothing-mas_files/figure-docx/unnamed-chunk-8-1.png" id="30" name="Picture"/>
                     <pic:cNvPicPr>
                       <a:picLocks noChangeArrowheads="1" noChangeAspect="1"/>
                     </pic:cNvPicPr>
                   </pic:nvPicPr>
                   <pic:blipFill>
-                    <a:blip r:embed="rId30"/>
+                    <a:blip r:embed="rId28"/>
                     <a:stretch>
                       <a:fillRect/>
                     </a:stretch>
@@ -1248,18 +1237,18 @@
           <wp:inline>
             <wp:extent cx="4620126" cy="3696101"/>
             <wp:effectExtent b="0" l="0" r="0" t="0"/>
-            <wp:docPr descr="" title="" id="34" name="Picture"/>
+            <wp:docPr descr="" title="" id="32" name="Picture"/>
             <a:graphic>
               <a:graphicData uri="http://schemas.openxmlformats.org/drawingml/2006/picture">
                 <pic:pic>
                   <pic:nvPicPr>
-                    <pic:cNvPr descr="/home/gpca/harbinger/examples/transformations/doc/01-smoothing-mas_files/figure-docx/unnamed-chunk-9-1.png" id="35" name="Picture"/>
+                    <pic:cNvPr descr="/home/gpca/harbinger/examples/transformations/doc/01-smoothing-mas_files/figure-docx/unnamed-chunk-9-1.png" id="33" name="Picture"/>
                     <pic:cNvPicPr>
                       <a:picLocks noChangeArrowheads="1" noChangeAspect="1"/>
                     </pic:cNvPicPr>
                   </pic:nvPicPr>
                   <pic:blipFill>
-                    <a:blip r:embed="rId33"/>
+                    <a:blip r:embed="rId31"/>
                     <a:stretch>
                       <a:fillRect/>
                     </a:stretch>
@@ -1286,9 +1275,9 @@
         </w:drawing>
       </w:r>
     </w:p>
-    <w:bookmarkEnd w:id="36"/>
-    <w:bookmarkEnd w:id="37"/>
-    <w:bookmarkStart w:id="38" w:name="references"/>
+    <w:bookmarkEnd w:id="34"/>
+    <w:bookmarkEnd w:id="35"/>
+    <w:bookmarkStart w:id="36" w:name="references"/>
     <w:p>
       <w:pPr>
         <w:pStyle w:val="Heading2"/>
@@ -1309,7 +1298,7 @@
         <w:t xml:space="preserve">Shumway, R. H., Stoffer, D. S. Time Series Analysis and Its Applications. Springer.</w:t>
       </w:r>
     </w:p>
-    <w:bookmarkEnd w:id="38"/>
+    <w:bookmarkEnd w:id="36"/>
     <w:sectPr>
       <w:footnotePr>
         <w:numRestart w:val="eachSect"/>

--- a/examples/transformations/doc/01-smoothing-mas.docx
+++ b/examples/transformations/doc/01-smoothing-mas.docx
@@ -2,7 +2,7 @@
 <file path=word/document.xml><?xml version="1.0" encoding="utf-8"?>
 <w:document xmlns:w="http://schemas.openxmlformats.org/wordprocessingml/2006/main" xmlns:m="http://schemas.openxmlformats.org/officeDocument/2006/math" xmlns:r="http://schemas.openxmlformats.org/officeDocument/2006/relationships" xmlns:o="urn:schemas-microsoft-com:office:office" xmlns:v="urn:schemas-microsoft-com:vml" xmlns:w10="urn:schemas-microsoft-com:office:word" xmlns:a="http://schemas.openxmlformats.org/drawingml/2006/main" xmlns:pic="http://schemas.openxmlformats.org/drawingml/2006/picture" xmlns:wp="http://schemas.openxmlformats.org/drawingml/2006/wordprocessingDrawing">
   <w:body>
-    <w:bookmarkStart w:id="20" w:name="objective"/>
+    <w:bookmarkStart w:id="9" w:name="objective"/>
     <w:p>
       <w:pPr>
         <w:pStyle w:val="Heading2"/>
@@ -49,8 +49,8 @@
         <w:t xml:space="preserve">parameter changes the result, and why smoothing can be useful before downstream tasks such as change-point detection.</w:t>
       </w:r>
     </w:p>
-    <w:bookmarkEnd w:id="20"/>
-    <w:bookmarkStart w:id="21" w:name="method-at-a-glance"/>
+    <w:bookmarkEnd w:id="9"/>
+    <w:bookmarkStart w:id="10" w:name="method-at-a-glance"/>
     <w:p>
       <w:pPr>
         <w:pStyle w:val="Heading2"/>
@@ -76,8 +76,8 @@
         <w:t xml:space="preserve">computes a simple moving average. Each output point is the average of a local window of consecutive observations. As a transformation, it reduces short-term noise and makes broader movement patterns easier to inspect.</w:t>
       </w:r>
     </w:p>
-    <w:bookmarkEnd w:id="21"/>
-    <w:bookmarkStart w:id="35" w:name="what-you-will-do"/>
+    <w:bookmarkEnd w:id="10"/>
+    <w:bookmarkStart w:id="24" w:name="what-you-will-do"/>
     <w:p>
       <w:pPr>
         <w:pStyle w:val="Heading2"/>
@@ -158,7 +158,7 @@
         <w:t xml:space="preserve">see why smoothing is often used before a modeling step</w:t>
       </w:r>
     </w:p>
-    <w:bookmarkStart w:id="22" w:name="prepare-the-example"/>
+    <w:bookmarkStart w:id="11" w:name="prepare-the-example"/>
     <w:p>
       <w:pPr>
         <w:pStyle w:val="Heading3"/>
@@ -398,8 +398,8 @@
         <w:t xml:space="preserve">## 6  1.25 FALSE</w:t>
       </w:r>
     </w:p>
-    <w:bookmarkEnd w:id="22"/>
-    <w:bookmarkStart w:id="26" w:name="interpret-the-result-visually"/>
+    <w:bookmarkEnd w:id="11"/>
+    <w:bookmarkStart w:id="15" w:name="interpret-the-result-visually"/>
     <w:p>
       <w:pPr>
         <w:pStyle w:val="Heading3"/>
@@ -514,18 +514,18 @@
           <wp:inline>
             <wp:extent cx="4620126" cy="3696101"/>
             <wp:effectExtent b="0" l="0" r="0" t="0"/>
-            <wp:docPr descr="" title="" id="24" name="Picture"/>
+            <wp:docPr descr="" title="" id="13" name="Picture"/>
             <a:graphic>
               <a:graphicData uri="http://schemas.openxmlformats.org/drawingml/2006/picture">
                 <pic:pic>
                   <pic:nvPicPr>
-                    <pic:cNvPr descr="/home/gpca/harbinger/examples/transformations/doc/01-smoothing-mas_files/figure-docx/unnamed-chunk-5-1.png" id="25" name="Picture"/>
+                    <pic:cNvPr descr="C:\Git\dal\harbinger\examples\transformations\doc\01-smoothing-mas_files/eb97b24ea907a800e88c6f80879709471cd27f5c.png" id="14" name="Picture"/>
                     <pic:cNvPicPr>
                       <a:picLocks noChangeArrowheads="1" noChangeAspect="1"/>
                     </pic:cNvPicPr>
                   </pic:nvPicPr>
                   <pic:blipFill>
-                    <a:blip r:embed="rId23"/>
+                    <a:blip r:embed="rId12"/>
                     <a:stretch>
                       <a:fillRect/>
                     </a:stretch>
@@ -552,8 +552,8 @@
         </w:drawing>
       </w:r>
     </w:p>
-    <w:bookmarkEnd w:id="26"/>
-    <w:bookmarkStart w:id="27" w:name="configure-the-method"/>
+    <w:bookmarkEnd w:id="15"/>
+    <w:bookmarkStart w:id="16" w:name="configure-the-method"/>
     <w:p>
       <w:pPr>
         <w:pStyle w:val="Heading3"/>
@@ -871,8 +871,8 @@
         <w:t xml:space="preserve">## [1] 1.75 2.00 2.25 2.50 2.75 3.00</w:t>
       </w:r>
     </w:p>
-    <w:bookmarkEnd w:id="27"/>
-    <w:bookmarkStart w:id="34" w:name="interpret-the-result-visually-1"/>
+    <w:bookmarkEnd w:id="16"/>
+    <w:bookmarkStart w:id="23" w:name="interpret-the-result-visually-1"/>
     <w:p>
       <w:pPr>
         <w:pStyle w:val="Heading3"/>
@@ -1044,18 +1044,18 @@
           <wp:inline>
             <wp:extent cx="4620126" cy="3696101"/>
             <wp:effectExtent b="0" l="0" r="0" t="0"/>
-            <wp:docPr descr="" title="" id="29" name="Picture"/>
+            <wp:docPr descr="" title="" id="18" name="Picture"/>
             <a:graphic>
               <a:graphicData uri="http://schemas.openxmlformats.org/drawingml/2006/picture">
                 <pic:pic>
                   <pic:nvPicPr>
-                    <pic:cNvPr descr="/home/gpca/harbinger/examples/transformations/doc/01-smoothing-mas_files/figure-docx/unnamed-chunk-8-1.png" id="30" name="Picture"/>
+                    <pic:cNvPr descr="C:\Git\dal\harbinger\examples\transformations\doc\01-smoothing-mas_files/9f75aab613b56caab85024baa0c0754c3bd96ac5.png" id="19" name="Picture"/>
                     <pic:cNvPicPr>
                       <a:picLocks noChangeArrowheads="1" noChangeAspect="1"/>
                     </pic:cNvPicPr>
                   </pic:nvPicPr>
                   <pic:blipFill>
-                    <a:blip r:embed="rId28"/>
+                    <a:blip r:embed="rId17"/>
                     <a:stretch>
                       <a:fillRect/>
                     </a:stretch>
@@ -1237,18 +1237,18 @@
           <wp:inline>
             <wp:extent cx="4620126" cy="3696101"/>
             <wp:effectExtent b="0" l="0" r="0" t="0"/>
-            <wp:docPr descr="" title="" id="32" name="Picture"/>
+            <wp:docPr descr="" title="" id="21" name="Picture"/>
             <a:graphic>
               <a:graphicData uri="http://schemas.openxmlformats.org/drawingml/2006/picture">
                 <pic:pic>
                   <pic:nvPicPr>
-                    <pic:cNvPr descr="/home/gpca/harbinger/examples/transformations/doc/01-smoothing-mas_files/figure-docx/unnamed-chunk-9-1.png" id="33" name="Picture"/>
+                    <pic:cNvPr descr="C:\Git\dal\harbinger\examples\transformations\doc\01-smoothing-mas_files/d6b2aaf7b1677e9f1884f57c0c25292f70c7416c.png" id="22" name="Picture"/>
                     <pic:cNvPicPr>
                       <a:picLocks noChangeArrowheads="1" noChangeAspect="1"/>
                     </pic:cNvPicPr>
                   </pic:nvPicPr>
                   <pic:blipFill>
-                    <a:blip r:embed="rId31"/>
+                    <a:blip r:embed="rId20"/>
                     <a:stretch>
                       <a:fillRect/>
                     </a:stretch>
@@ -1275,9 +1275,9 @@
         </w:drawing>
       </w:r>
     </w:p>
-    <w:bookmarkEnd w:id="34"/>
-    <w:bookmarkEnd w:id="35"/>
-    <w:bookmarkStart w:id="36" w:name="references"/>
+    <w:bookmarkEnd w:id="23"/>
+    <w:bookmarkEnd w:id="24"/>
+    <w:bookmarkStart w:id="25" w:name="references"/>
     <w:p>
       <w:pPr>
         <w:pStyle w:val="Heading2"/>
@@ -1298,7 +1298,7 @@
         <w:t xml:space="preserve">Shumway, R. H., Stoffer, D. S. Time Series Analysis and Its Applications. Springer.</w:t>
       </w:r>
     </w:p>
-    <w:bookmarkEnd w:id="36"/>
+    <w:bookmarkEnd w:id="25"/>
     <w:sectPr>
       <w:footnotePr>
         <w:numRestart w:val="eachSect"/>
@@ -1529,10 +1529,10 @@
   <w:docDefaults>
     <w:rPrDefault>
       <w:rPr>
-        <w:rFonts w:asciiTheme="minorHAnsi" w:cstheme="minorBidi" w:eastAsiaTheme="minorHAnsi" w:hAnsiTheme="minorHAnsi"/>
+        <w:rFonts w:asciiTheme="minorHAnsi" w:cstheme="minorBidi" w:eastAsiaTheme="minorEastAsia" w:hAnsiTheme="minorHAnsi"/>
         <w:sz w:val="24"/>
         <w:szCs w:val="24"/>
-        <w:lang w:bidi="ar-SA" w:eastAsia="en-US" w:val="en-US"/>
+        <w:lang w:bidi="ar-SA" w:eastAsia="zh-CN" w:val="en-US"/>
       </w:rPr>
     </w:rPrDefault>
     <w:pPrDefault>
@@ -2073,13 +2073,6 @@
       </w:tblCellMar>
     </w:tblPr>
     <w:tblStylePr w:type="firstRow">
-      <w:tblPr>
-        <w:jc w:val="left"/>
-        <w:tblInd w:type="dxa" w:w="0"/>
-      </w:tblPr>
-      <w:trPr>
-        <w:jc w:val="left"/>
-      </w:trPr>
       <w:tcPr>
         <w:tcBorders>
           <w:bottom w:val="single"/>

--- a/examples/transformations/doc/01-smoothing-mas.docx
+++ b/examples/transformations/doc/01-smoothing-mas.docx
@@ -519,7 +519,7 @@
               <a:graphicData uri="http://schemas.openxmlformats.org/drawingml/2006/picture">
                 <pic:pic>
                   <pic:nvPicPr>
-                    <pic:cNvPr descr="C:\Git\dal\harbinger\examples\transformations\doc\01-smoothing-mas_files/eb97b24ea907a800e88c6f80879709471cd27f5c.png" id="14" name="Picture"/>
+                    <pic:cNvPr descr="/home/gpca/harbinger/examples/transformations/doc/01-smoothing-mas_files/db1f9964476d93415215028ab31915b4222a28a5.png" id="14" name="Picture"/>
                     <pic:cNvPicPr>
                       <a:picLocks noChangeArrowheads="1" noChangeAspect="1"/>
                     </pic:cNvPicPr>
@@ -1049,7 +1049,7 @@
               <a:graphicData uri="http://schemas.openxmlformats.org/drawingml/2006/picture">
                 <pic:pic>
                   <pic:nvPicPr>
-                    <pic:cNvPr descr="C:\Git\dal\harbinger\examples\transformations\doc\01-smoothing-mas_files/9f75aab613b56caab85024baa0c0754c3bd96ac5.png" id="19" name="Picture"/>
+                    <pic:cNvPr descr="/home/gpca/harbinger/examples/transformations/doc/01-smoothing-mas_files/badd4eed9918bf19c1de7d8700d72cb03092c8ed.png" id="19" name="Picture"/>
                     <pic:cNvPicPr>
                       <a:picLocks noChangeArrowheads="1" noChangeAspect="1"/>
                     </pic:cNvPicPr>
@@ -1242,7 +1242,7 @@
               <a:graphicData uri="http://schemas.openxmlformats.org/drawingml/2006/picture">
                 <pic:pic>
                   <pic:nvPicPr>
-                    <pic:cNvPr descr="C:\Git\dal\harbinger\examples\transformations\doc\01-smoothing-mas_files/d6b2aaf7b1677e9f1884f57c0c25292f70c7416c.png" id="22" name="Picture"/>
+                    <pic:cNvPr descr="/home/gpca/harbinger/examples/transformations/doc/01-smoothing-mas_files/bbe7006cf92cf9d3911c756f6e77f196e3b361df.png" id="22" name="Picture"/>
                     <pic:cNvPicPr>
                       <a:picLocks noChangeArrowheads="1" noChangeAspect="1"/>
                     </pic:cNvPicPr>

--- a/examples/transformations/doc/01-smoothing-mas.docx
+++ b/examples/transformations/doc/01-smoothing-mas.docx
@@ -206,6 +206,45 @@
       <w:pPr>
         <w:pStyle w:val="SourceCode"/>
       </w:pPr>
+      <w:r>
+        <w:rPr>
+          <w:rStyle w:val="FunctionTok"/>
+        </w:rPr>
+        <w:t xml:space="preserve">source</w:t>
+      </w:r>
+      <w:r>
+        <w:rPr>
+          <w:rStyle w:val="NormalTok"/>
+        </w:rPr>
+        <w:t xml:space="preserve">(</w:t>
+      </w:r>
+      <w:r>
+        <w:rPr>
+          <w:rStyle w:val="FunctionTok"/>
+        </w:rPr>
+        <w:t xml:space="preserve">url</w:t>
+      </w:r>
+      <w:r>
+        <w:rPr>
+          <w:rStyle w:val="NormalTok"/>
+        </w:rPr>
+        <w:t xml:space="preserve">(</w:t>
+      </w:r>
+      <w:r>
+        <w:rPr>
+          <w:rStyle w:val="StringTok"/>
+        </w:rPr>
+        <w:t xml:space="preserve">"https://raw.githubusercontent.com/cefet-rj-dal/harbinger/master/examples/seed.R"</w:t>
+      </w:r>
+      <w:r>
+        <w:rPr>
+          <w:rStyle w:val="NormalTok"/>
+        </w:rPr>
+        <w:t xml:space="preserve">))</w:t>
+      </w:r>
+      <w:r>
+        <w:br/>
+      </w:r>
       <w:r>
         <w:rPr>
           <w:rStyle w:val="CommentTok"/>
